--- a/Publicacoes/MensagemParaOAvaliador11.docx
+++ b/Publicacoes/MensagemParaOAvaliador11.docx
@@ -79,7 +79,7 @@
           <w:i w:val="0"/>
           <w:sz w:val="22"/>
         </w:rPr>
-        <w:t xml:space="preserve"> 10 de Setembro de 2026</w:t>
+        <w:t xml:space="preserve"> 11 de Setembro de 2026</w:t>
       </w:r>
     </w:p>
     <w:p>
